--- a/05_Website_Angular/docs/Linaw-PH-Complete-Documentation.docx
+++ b/05_Website_Angular/docs/Linaw-PH-Complete-Documentation.docx
@@ -474,7 +474,7 @@
                 <w:sz w:val="16"/>
                 <w:szCs w:val="16"/>
               </w:rPr>
-              <w:t>All 55 endpoints, guards, security, email, AI extraction</w:t>
+              <w:t>All 56 endpoints, guards, security, email, AI extraction</w:t>
             </w:r>
           </w:p>
         </w:tc>
@@ -13228,7 +13228,7 @@
           <w:sz w:val="19"/>
           <w:szCs w:val="19"/>
         </w:rPr>
-        <w:t>A skill on a résumé is a claim, and until this was added the engine treated every claim identically — which is what made the ranking gameable, since every opening publishes the skills it requires. The builder now asks where each skill was used, and the answer must point at an entry already on the applicant’s own résumé: a job, a project, a certification or a course. It is a picker, never free text, so a source cannot be invented in the same keystroke as the skill it justifies.</w:t>
+        <w:t>A skill on a résumé is a claim, and until this was added the engine treated every claim identically — which is what made the ranking gameable, since every opening publishes the skills it requires. The builder now asks where each skill was used, and the answer must point at an entry already on the applicant’s own résumé: a job, a project, a certification, a course, or the file they uploaded. It is a picker, never free text, so a source cannot be invented in the same keystroke as the skill it justifies.</w:t>
       </w:r>
     </w:p>
     <w:p>

--- a/05_Website_Angular/docs/Linaw-PH-Complete-Documentation.docx
+++ b/05_Website_Angular/docs/Linaw-PH-Complete-Documentation.docx
@@ -654,7 +654,7 @@
                 <w:sz w:val="16"/>
                 <w:szCs w:val="16"/>
               </w:rPr>
-              <w:t>The 198 automated tests, continuous integration, manual verification</w:t>
+              <w:t>The 209 automated tests, continuous integration, manual verification</w:t>
             </w:r>
           </w:p>
         </w:tc>
@@ -13477,7 +13477,7 @@
           <w:sz w:val="22"/>
           <w:szCs w:val="22"/>
         </w:rPr>
-        <w:t>7.1  The 198 automated tests</w:t>
+        <w:t>7.1  The 209 automated tests</w:t>
       </w:r>
     </w:p>
     <w:tbl>
@@ -16511,7 +16511,7 @@
           <w:sz w:val="19"/>
           <w:szCs w:val="19"/>
         </w:rPr>
-        <w:t>About 19,000 lines across the client and server, excluding dependencies — 18 page components, 12 route files, 22 database tables, and 198 tests.</w:t>
+        <w:t>About 19,000 lines across the client and server, excluding dependencies — 18 page components, 12 route files, 22 database tables, and 209 tests.</w:t>
       </w:r>
     </w:p>
     <w:p>
@@ -17884,7 +17884,7 @@
           <w:sz w:val="19"/>
           <w:szCs w:val="19"/>
         </w:rPr>
-        <w:t>198 automated tests across eight suites — 51 on the matching engine, 53 driving the real server over HTTP against a temporary database, and the rest on the document reader, browser-versus-server parity, email delivery and extraction — running on every code change through continuous integration, plus manual verification of every page at phone and desktop widths in both themes, plus the ISO 25010 evaluation with users.</w:t>
+        <w:t>209 automated tests across eight suites — 59 on the matching engine, 56 driving the real server over HTTP against a temporary database, and the rest on the document reader, browser-versus-server parity, email delivery and extraction — running on every code change through continuous integration, plus manual verification of every page at phone and desktop widths in both themes, plus the ISO 25010 evaluation with users.</w:t>
       </w:r>
     </w:p>
     <w:p>

--- a/05_Website_Angular/docs/Linaw-PH-Complete-Documentation.docx
+++ b/05_Website_Angular/docs/Linaw-PH-Complete-Documentation.docx
@@ -654,7 +654,7 @@
                 <w:sz w:val="16"/>
                 <w:szCs w:val="16"/>
               </w:rPr>
-              <w:t>The 209 automated tests, continuous integration, manual verification</w:t>
+              <w:t>The 222 automated tests, continuous integration, manual verification</w:t>
             </w:r>
           </w:p>
         </w:tc>
@@ -2654,7 +2654,7 @@
           <w:sz w:val="19"/>
           <w:szCs w:val="19"/>
         </w:rPr>
-        <w:t xml:space="preserve">Apply, track across six statuses, withdraw</w:t>
+        <w:t>Apply, track across ten statuses, withdraw</w:t>
       </w:r>
     </w:p>
     <w:p>
@@ -13477,7 +13477,7 @@
           <w:sz w:val="22"/>
           <w:szCs w:val="22"/>
         </w:rPr>
-        <w:t>7.1  The 209 automated tests</w:t>
+        <w:t>7.1  The 222 automated tests</w:t>
       </w:r>
     </w:p>
     <w:tbl>
@@ -16511,7 +16511,7 @@
           <w:sz w:val="19"/>
           <w:szCs w:val="19"/>
         </w:rPr>
-        <w:t>About 19,000 lines across the client and server, excluding dependencies — 18 page components, 12 route files, 22 database tables, and 209 tests.</w:t>
+        <w:t>About 19,000 lines across the client and server, excluding dependencies — 18 page components, 12 route files, 22 database tables, and 222 tests.</w:t>
       </w:r>
     </w:p>
     <w:p>
@@ -17884,7 +17884,7 @@
           <w:sz w:val="19"/>
           <w:szCs w:val="19"/>
         </w:rPr>
-        <w:t>209 automated tests across eight suites — 59 on the matching engine, 56 driving the real server over HTTP against a temporary database, and the rest on the document reader, browser-versus-server parity, email delivery and extraction — running on every code change through continuous integration, plus manual verification of every page at phone and desktop widths in both themes, plus the ISO 25010 evaluation with users.</w:t>
+        <w:t>222 automated tests across ten suites — 59 on the matching engine, 56 driving the real server over HTTP against a temporary database, and the rest on the document reader, browser-versus-server parity, email delivery and extraction — running on every code change through continuous integration, plus manual verification of every page at phone and desktop widths in both themes, plus the ISO 25010 evaluation with users.</w:t>
       </w:r>
     </w:p>
     <w:p>

--- a/05_Website_Angular/docs/Linaw-PH-Complete-Documentation.docx
+++ b/05_Website_Angular/docs/Linaw-PH-Complete-Documentation.docx
@@ -654,7 +654,7 @@
                 <w:sz w:val="16"/>
                 <w:szCs w:val="16"/>
               </w:rPr>
-              <w:t>The 222 automated tests, continuous integration, manual verification</w:t>
+              <w:t>The 228 automated tests, continuous integration, manual verification</w:t>
             </w:r>
           </w:p>
         </w:tc>
@@ -1224,7 +1224,7 @@
                 <w:sz w:val="16"/>
                 <w:szCs w:val="16"/>
               </w:rPr>
-              <w:t xml:space="preserve">Manage the company profile · post and manage openings with required skills, education, experience and a closing date · receive applications already scored and ranked · view both résumés side by side · search and filter applicants · change application status · email an applicant an interview invitation</w:t>
+              <w:t>Manage the company profile · post and manage openings with required skills, education, experience and a closing date · receive applications already scored and ranked · view both résumés side by side · search and filter applicants · change application status · email an applicant an interview invitation, optionally with a proposed time the applicant can add to their calendar</w:t>
             </w:r>
           </w:p>
         </w:tc>
@@ -6424,7 +6424,7 @@
                 <w:sz w:val="16"/>
                 <w:szCs w:val="16"/>
               </w:rPr>
-              <w:t xml:space="preserve">Ranked applicants per posting with the score breakdown, both résumés, status changes, interview invitation.</w:t>
+              <w:t>Ranked applicants per posting with the score breakdown, both résumés, status changes, the interview invitation with its optional proposed time.</w:t>
             </w:r>
           </w:p>
         </w:tc>
@@ -9908,7 +9908,7 @@
           <w:sz w:val="19"/>
           <w:szCs w:val="19"/>
         </w:rPr>
-        <w:t xml:space="preserve">nodemailer over SMTP handles verification codes, password resets, new-application notifications to recruiters, new-posting alerts to seekers, and interview invitations. When SMTP is not configured the system does not break — in DEBUG mode the code is printed to the server console, which is how the flows are demonstrated without a mail account.</w:t>
+        <w:t>nodemailer over SMTP handles verification codes, password resets, new-application notifications to recruiters, new-posting alerts to seekers, and interview invitations, which carry an Add-to-Google-Calendar link and an attached calendar file when the recruiter proposes a time. When SMTP is not configured the system does not break — in DEBUG mode the code is printed to the server console, which is how the flows are demonstrated without a mail account.</w:t>
       </w:r>
     </w:p>
     <w:p>
@@ -13477,7 +13477,7 @@
           <w:sz w:val="22"/>
           <w:szCs w:val="22"/>
         </w:rPr>
-        <w:t>7.1  The 222 automated tests</w:t>
+        <w:t>7.1  The 228 automated tests</w:t>
       </w:r>
     </w:p>
     <w:tbl>
@@ -16511,7 +16511,7 @@
           <w:sz w:val="19"/>
           <w:szCs w:val="19"/>
         </w:rPr>
-        <w:t>About 19,000 lines across the client and server, excluding dependencies — 18 page components, 12 route files, 22 database tables, and 222 tests.</w:t>
+        <w:t>About 19,000 lines across the client and server, excluding dependencies — 18 page components, 12 route files, 22 database tables, and 228 tests.</w:t>
       </w:r>
     </w:p>
     <w:p>
@@ -17884,7 +17884,7 @@
           <w:sz w:val="19"/>
           <w:szCs w:val="19"/>
         </w:rPr>
-        <w:t>222 automated tests across ten suites — 59 on the matching engine, 56 driving the real server over HTTP against a temporary database, and the rest on the document reader, browser-versus-server parity, email delivery and extraction — running on every code change through continuous integration, plus manual verification of every page at phone and desktop widths in both themes, plus the ISO 25010 evaluation with users.</w:t>
+        <w:t>228 automated tests across eleven suites — 61 on the matching engine, 57 driving the real server over HTTP against a temporary database, and the rest on the document reader, browser-versus-server parity, email delivery, the interview calendar file, storage, the mail transport and extraction — running on every code change through continuous integration, plus manual verification of every page at phone and desktop widths in both themes, plus the ISO 25010 evaluation with users.</w:t>
       </w:r>
     </w:p>
     <w:p>
